--- a/3Tmp_programowanie_obiektowe/ex/10_2_dziedziczenie_refaktoryzacja.docx
+++ b/3Tmp_programowanie_obiektowe/ex/10_2_dziedziczenie_refaktoryzacja.docx
@@ -280,9 +280,62 @@
       </w:r>
     </w:p>
     <w:p>
+      <w:pPr>
+        <w:spacing w:before="100" w:beforeAutospacing="1" w:after="100" w:afterAutospacing="1" w:line="240" w:lineRule="auto"/>
+        <w:rPr>
+          <w:rFonts w:ascii="Times New Roman" w:eastAsia="Times New Roman" w:hAnsi="Times New Roman" w:cs="Times New Roman"/>
+          <w:sz w:val="24"/>
+          <w:szCs w:val="24"/>
+          <w:lang w:eastAsia="pl-PL"/>
+        </w:rPr>
+      </w:pPr>
+      <w:r>
+        <w:rPr>
+          <w:rFonts w:ascii="Times New Roman" w:eastAsia="Times New Roman" w:hAnsi="Times New Roman" w:cs="Times New Roman"/>
+          <w:sz w:val="24"/>
+          <w:szCs w:val="24"/>
+          <w:lang w:eastAsia="pl-PL"/>
+        </w:rPr>
+        <w:drawing>
+          <wp:inline distT="0" distB="0" distL="0" distR="0" wp14:anchorId="5AF8F4F7" wp14:editId="28A3CFF9">
+            <wp:extent cx="5306165" cy="3305636"/>
+            <wp:effectExtent l="0" t="0" r="8890" b="9525"/>
+            <wp:docPr id="1" name="Obraz 1"/>
+            <wp:cNvGraphicFramePr>
+              <a:graphicFrameLocks xmlns:a="http://schemas.openxmlformats.org/drawingml/2006/main" noChangeAspect="1"/>
+            </wp:cNvGraphicFramePr>
+            <a:graphic xmlns:a="http://schemas.openxmlformats.org/drawingml/2006/main">
+              <a:graphicData uri="http://schemas.openxmlformats.org/drawingml/2006/picture">
+                <pic:pic xmlns:pic="http://schemas.openxmlformats.org/drawingml/2006/picture">
+                  <pic:nvPicPr>
+                    <pic:cNvPr id="0" name=""/>
+                    <pic:cNvPicPr/>
+                  </pic:nvPicPr>
+                  <pic:blipFill>
+                    <a:blip r:embed="rId6"/>
+                    <a:stretch>
+                      <a:fillRect/>
+                    </a:stretch>
+                  </pic:blipFill>
+                  <pic:spPr>
+                    <a:xfrm>
+                      <a:off x="0" y="0"/>
+                      <a:ext cx="5306165" cy="3305636"/>
+                    </a:xfrm>
+                    <a:prstGeom prst="rect">
+                      <a:avLst/>
+                    </a:prstGeom>
+                  </pic:spPr>
+                </pic:pic>
+              </a:graphicData>
+            </a:graphic>
+          </wp:inline>
+        </w:drawing>
+      </w:r>
       <w:bookmarkStart w:id="0" w:name="_GoBack"/>
       <w:bookmarkEnd w:id="0"/>
     </w:p>
+    <w:p/>
     <w:sectPr>
       <w:pgSz w:w="11906" w:h="16838"/>
       <w:pgMar w:top="1417" w:right="1417" w:bottom="1417" w:left="1417" w:header="708" w:footer="708" w:gutter="0"/>
@@ -650,6 +703,36 @@
       <w:szCs w:val="20"/>
     </w:rPr>
   </w:style>
+  <w:style w:type="paragraph" w:styleId="Tekstdymka">
+    <w:name w:val="Balloon Text"/>
+    <w:basedOn w:val="Normalny"/>
+    <w:link w:val="TekstdymkaZnak"/>
+    <w:uiPriority w:val="99"/>
+    <w:semiHidden/>
+    <w:unhideWhenUsed/>
+    <w:rsid w:val="00AD521C"/>
+    <w:pPr>
+      <w:spacing w:after="0" w:line="240" w:lineRule="auto"/>
+    </w:pPr>
+    <w:rPr>
+      <w:rFonts w:ascii="Tahoma" w:hAnsi="Tahoma" w:cs="Tahoma"/>
+      <w:sz w:val="16"/>
+      <w:szCs w:val="16"/>
+    </w:rPr>
+  </w:style>
+  <w:style w:type="character" w:customStyle="1" w:styleId="TekstdymkaZnak">
+    <w:name w:val="Tekst dymka Znak"/>
+    <w:basedOn w:val="Domylnaczcionkaakapitu"/>
+    <w:link w:val="Tekstdymka"/>
+    <w:uiPriority w:val="99"/>
+    <w:semiHidden/>
+    <w:rsid w:val="00AD521C"/>
+    <w:rPr>
+      <w:rFonts w:ascii="Tahoma" w:hAnsi="Tahoma" w:cs="Tahoma"/>
+      <w:sz w:val="16"/>
+      <w:szCs w:val="16"/>
+    </w:rPr>
+  </w:style>
 </w:styles>
 </file>
 
@@ -851,6 +934,36 @@
       <w:rFonts w:ascii="Courier New" w:eastAsia="Times New Roman" w:hAnsi="Courier New" w:cs="Courier New"/>
       <w:sz w:val="20"/>
       <w:szCs w:val="20"/>
+    </w:rPr>
+  </w:style>
+  <w:style w:type="paragraph" w:styleId="Tekstdymka">
+    <w:name w:val="Balloon Text"/>
+    <w:basedOn w:val="Normalny"/>
+    <w:link w:val="TekstdymkaZnak"/>
+    <w:uiPriority w:val="99"/>
+    <w:semiHidden/>
+    <w:unhideWhenUsed/>
+    <w:rsid w:val="00AD521C"/>
+    <w:pPr>
+      <w:spacing w:after="0" w:line="240" w:lineRule="auto"/>
+    </w:pPr>
+    <w:rPr>
+      <w:rFonts w:ascii="Tahoma" w:hAnsi="Tahoma" w:cs="Tahoma"/>
+      <w:sz w:val="16"/>
+      <w:szCs w:val="16"/>
+    </w:rPr>
+  </w:style>
+  <w:style w:type="character" w:customStyle="1" w:styleId="TekstdymkaZnak">
+    <w:name w:val="Tekst dymka Znak"/>
+    <w:basedOn w:val="Domylnaczcionkaakapitu"/>
+    <w:link w:val="Tekstdymka"/>
+    <w:uiPriority w:val="99"/>
+    <w:semiHidden/>
+    <w:rsid w:val="00AD521C"/>
+    <w:rPr>
+      <w:rFonts w:ascii="Tahoma" w:hAnsi="Tahoma" w:cs="Tahoma"/>
+      <w:sz w:val="16"/>
+      <w:szCs w:val="16"/>
     </w:rPr>
   </w:style>
 </w:styles>
